--- a/Grade_9/Semester_1/01_Safety/007_A - Safety structured assessment/Teacher_Plan.docx
+++ b/Grade_9/Semester_1/01_Safety/007_A - Safety structured assessment/Teacher_Plan.docx
@@ -30,10 +30,10 @@
       <w:tblPr>
         <w:tblW w:type="auto" w:w="100"/>
         <w:tblBorders>
-          <w:top w:val="none" w:color="FFFFFF" w:sz="0"/>
-          <w:left w:val="none" w:color="FFFFFF" w:sz="0"/>
-          <w:bottom w:val="none" w:color="FFFFFF" w:sz="0"/>
-          <w:right w:val="none" w:color="FFFFFF" w:sz="0"/>
+          <w:top w:val="none" w:sz="0"/>
+          <w:left w:val="none" w:sz="0"/>
+          <w:bottom w:val="none" w:sz="0"/>
+          <w:right w:val="none" w:sz="0"/>
           <w:insideH w:val="single" w:color="auto" w:sz="4"/>
           <w:insideV w:val="single" w:color="auto" w:sz="4"/>
         </w:tblBorders>
@@ -48,10 +48,10 @@
           <w:tcPr>
             <w:tcW w:type="dxa" w:w="2400"/>
             <w:tcBorders>
-              <w:top w:val="none" w:color="FFFFFF" w:sz="0"/>
-              <w:left w:val="none" w:color="FFFFFF" w:sz="0"/>
+              <w:top w:val="none" w:sz="0"/>
+              <w:left w:val="none" w:sz="0"/>
               <w:bottom w:val="single" w:color="EEEEEE" w:sz="4"/>
-              <w:right w:val="none" w:color="FFFFFF" w:sz="0"/>
+              <w:right w:val="none" w:sz="0"/>
             </w:tcBorders>
             <w:shd w:fill="F8F9FA" w:val="clear"/>
             <w:tcMar>
@@ -79,10 +79,10 @@
           <w:tcPr>
             <w:tcW w:type="dxa" w:w="7200"/>
             <w:tcBorders>
-              <w:top w:val="none" w:color="FFFFFF" w:sz="0"/>
-              <w:left w:val="none" w:color="FFFFFF" w:sz="0"/>
+              <w:top w:val="none" w:sz="0"/>
+              <w:left w:val="none" w:sz="0"/>
               <w:bottom w:val="single" w:color="EEEEEE" w:sz="4"/>
-              <w:right w:val="none" w:color="FFFFFF" w:sz="0"/>
+              <w:right w:val="none" w:sz="0"/>
             </w:tcBorders>
             <w:shd w:fill="F8F9FA" w:val="clear"/>
             <w:tcMar>
@@ -100,7 +100,7 @@
                 <w:sz w:val="22"/>
                 <w:szCs w:val="22"/>
               </w:rPr>
-              <w:t xml:space="preserve">A — Vertinimo pamoka (7 iš 7 apie saugą)</w:t>
+              <w:t xml:space="preserve">A — Vertinimo pamoka (7 iš 7 saugos modulyje)</w:t>
             </w:r>
           </w:p>
         </w:tc>
@@ -110,10 +110,10 @@
           <w:tcPr>
             <w:tcW w:type="dxa" w:w="2400"/>
             <w:tcBorders>
-              <w:top w:val="none" w:color="FFFFFF" w:sz="0"/>
-              <w:left w:val="none" w:color="FFFFFF" w:sz="0"/>
+              <w:top w:val="none" w:sz="0"/>
+              <w:left w:val="none" w:sz="0"/>
               <w:bottom w:val="single" w:color="EEEEEE" w:sz="4"/>
-              <w:right w:val="none" w:color="FFFFFF" w:sz="0"/>
+              <w:right w:val="none" w:sz="0"/>
             </w:tcBorders>
             <w:shd w:fill="F8F9FA" w:val="clear"/>
             <w:tcMar>
@@ -141,10 +141,10 @@
           <w:tcPr>
             <w:tcW w:type="dxa" w:w="7200"/>
             <w:tcBorders>
-              <w:top w:val="none" w:color="FFFFFF" w:sz="0"/>
-              <w:left w:val="none" w:color="FFFFFF" w:sz="0"/>
+              <w:top w:val="none" w:sz="0"/>
+              <w:left w:val="none" w:sz="0"/>
               <w:bottom w:val="single" w:color="EEEEEE" w:sz="4"/>
-              <w:right w:val="none" w:color="FFFFFF" w:sz="0"/>
+              <w:right w:val="none" w:sz="0"/>
             </w:tcBorders>
             <w:shd w:fill="F8F9FA" w:val="clear"/>
             <w:tcMar>
@@ -172,10 +172,10 @@
           <w:tcPr>
             <w:tcW w:type="dxa" w:w="2400"/>
             <w:tcBorders>
-              <w:top w:val="none" w:color="FFFFFF" w:sz="0"/>
-              <w:left w:val="none" w:color="FFFFFF" w:sz="0"/>
+              <w:top w:val="none" w:sz="0"/>
+              <w:left w:val="none" w:sz="0"/>
               <w:bottom w:val="single" w:color="EEEEEE" w:sz="4"/>
-              <w:right w:val="none" w:color="FFFFFF" w:sz="0"/>
+              <w:right w:val="none" w:sz="0"/>
             </w:tcBorders>
             <w:shd w:fill="F8F9FA" w:val="clear"/>
             <w:tcMar>
@@ -203,10 +203,10 @@
           <w:tcPr>
             <w:tcW w:type="dxa" w:w="7200"/>
             <w:tcBorders>
-              <w:top w:val="none" w:color="FFFFFF" w:sz="0"/>
-              <w:left w:val="none" w:color="FFFFFF" w:sz="0"/>
+              <w:top w:val="none" w:sz="0"/>
+              <w:left w:val="none" w:sz="0"/>
               <w:bottom w:val="single" w:color="EEEEEE" w:sz="4"/>
-              <w:right w:val="none" w:color="FFFFFF" w:sz="0"/>
+              <w:right w:val="none" w:sz="0"/>
             </w:tcBorders>
             <w:shd w:fill="F8F9FA" w:val="clear"/>
             <w:tcMar>
@@ -234,10 +234,10 @@
           <w:tcPr>
             <w:tcW w:type="dxa" w:w="2400"/>
             <w:tcBorders>
-              <w:top w:val="none" w:color="FFFFFF" w:sz="0"/>
-              <w:left w:val="none" w:color="FFFFFF" w:sz="0"/>
+              <w:top w:val="none" w:sz="0"/>
+              <w:left w:val="none" w:sz="0"/>
               <w:bottom w:val="single" w:color="EEEEEE" w:sz="4"/>
-              <w:right w:val="none" w:color="FFFFFF" w:sz="0"/>
+              <w:right w:val="none" w:sz="0"/>
             </w:tcBorders>
             <w:shd w:fill="F8F9FA" w:val="clear"/>
             <w:tcMar>
@@ -265,10 +265,10 @@
           <w:tcPr>
             <w:tcW w:type="dxa" w:w="7200"/>
             <w:tcBorders>
-              <w:top w:val="none" w:color="FFFFFF" w:sz="0"/>
-              <w:left w:val="none" w:color="FFFFFF" w:sz="0"/>
+              <w:top w:val="none" w:sz="0"/>
+              <w:left w:val="none" w:sz="0"/>
               <w:bottom w:val="single" w:color="EEEEEE" w:sz="4"/>
-              <w:right w:val="none" w:color="FFFFFF" w:sz="0"/>
+              <w:right w:val="none" w:sz="0"/>
             </w:tcBorders>
             <w:shd w:fill="F8F9FA" w:val="clear"/>
             <w:tcMar>
@@ -286,7 +286,7 @@
                 <w:sz w:val="22"/>
                 <w:szCs w:val="22"/>
               </w:rPr>
-              <w:t xml:space="preserve">Trumpa instrukcija → vertinimo užduotis</w:t>
+              <w:t xml:space="preserve">A/T šablonas (trumpas paaiškinimas + vertinimo užduotis)</w:t>
             </w:r>
           </w:p>
         </w:tc>
@@ -296,10 +296,10 @@
           <w:tcPr>
             <w:tcW w:type="dxa" w:w="2400"/>
             <w:tcBorders>
-              <w:top w:val="none" w:color="FFFFFF" w:sz="0"/>
-              <w:left w:val="none" w:color="FFFFFF" w:sz="0"/>
+              <w:top w:val="none" w:sz="0"/>
+              <w:left w:val="none" w:sz="0"/>
               <w:bottom w:val="single" w:color="EEEEEE" w:sz="4"/>
-              <w:right w:val="none" w:color="FFFFFF" w:sz="0"/>
+              <w:right w:val="none" w:sz="0"/>
             </w:tcBorders>
             <w:shd w:fill="F8F9FA" w:val="clear"/>
             <w:tcMar>
@@ -327,10 +327,10 @@
           <w:tcPr>
             <w:tcW w:type="dxa" w:w="7200"/>
             <w:tcBorders>
-              <w:top w:val="none" w:color="FFFFFF" w:sz="0"/>
-              <w:left w:val="none" w:color="FFFFFF" w:sz="0"/>
+              <w:top w:val="none" w:sz="0"/>
+              <w:left w:val="none" w:sz="0"/>
               <w:bottom w:val="single" w:color="EEEEEE" w:sz="4"/>
-              <w:right w:val="none" w:color="FFFFFF" w:sz="0"/>
+              <w:right w:val="none" w:sz="0"/>
             </w:tcBorders>
             <w:shd w:fill="F8F9FA" w:val="clear"/>
             <w:tcMar>
@@ -348,7 +348,7 @@
                 <w:sz w:val="22"/>
                 <w:szCs w:val="22"/>
               </w:rPr>
-              <w:t xml:space="preserve">Visos saugos modulio temos: ergonomika, privatumas ir paskyrų sauga, internetinės rizikos, aplinkos poveikis. Struktūrinis vertinimas apima žinių ir taikymo klausimus.</w:t>
+              <w:t xml:space="preserve">Formalus struktūrinis vertinimas, apimantis visą saugos modulį: ergonomiką, privatumo ir paskyrų saugą, internetines rizikas ir skaitmeninių technologijų poveikį aplinkai. Testas vykdomas Testmoz platformoje. Rezultatas fiksuojamas kaip pažymys.</w:t>
             </w:r>
           </w:p>
         </w:tc>
@@ -438,7 +438,7 @@
           </w:p>
           <w:p>
             <w:pPr>
-              <w:spacing w:after="0"/>
+              <w:spacing w:after="60"/>
             </w:pPr>
             <w:r>
               <w:rPr>
@@ -473,10 +473,10 @@
       <w:tblPr>
         <w:tblW w:type="auto" w:w="100"/>
         <w:tblBorders>
-          <w:top w:val="none" w:color="FFFFFF" w:sz="0"/>
-          <w:left w:val="none" w:color="FFFFFF" w:sz="0"/>
-          <w:bottom w:val="none" w:color="FFFFFF" w:sz="0"/>
-          <w:right w:val="none" w:color="FFFFFF" w:sz="0"/>
+          <w:top w:val="none" w:sz="0"/>
+          <w:left w:val="none" w:sz="0"/>
+          <w:bottom w:val="none" w:sz="0"/>
+          <w:right w:val="none" w:sz="0"/>
           <w:insideH w:val="single" w:color="auto" w:sz="4"/>
           <w:insideV w:val="single" w:color="auto" w:sz="4"/>
         </w:tblBorders>
@@ -493,6 +493,12 @@
         <w:tc>
           <w:tcPr>
             <w:tcW w:type="dxa" w:w="200"/>
+            <w:tcBorders>
+              <w:top w:val="none" w:sz="0"/>
+              <w:left w:val="none" w:sz="0"/>
+              <w:bottom w:val="none" w:sz="0"/>
+              <w:right w:val="none" w:sz="0"/>
+            </w:tcBorders>
             <w:shd w:fill="1565C0" w:val="clear"/>
           </w:tcPr>
           <w:p/>
@@ -500,6 +506,12 @@
         <w:tc>
           <w:tcPr>
             <w:tcW w:type="dxa" w:w="9400"/>
+            <w:tcBorders>
+              <w:top w:val="none" w:sz="0"/>
+              <w:left w:val="none" w:sz="0"/>
+              <w:bottom w:val="none" w:sz="0"/>
+              <w:right w:val="none" w:sz="0"/>
+            </w:tcBorders>
             <w:shd w:fill="E3F2FD" w:val="clear"/>
           </w:tcPr>
           <w:p>
@@ -521,7 +533,7 @@
                 <w:sz w:val="20"/>
                 <w:szCs w:val="20"/>
               </w:rPr>
-              <w:t xml:space="preserve"> — ~3 min.</w:t>
+              <w:t xml:space="preserve"> — ~2 min.</w:t>
             </w:r>
           </w:p>
         </w:tc>
@@ -535,100 +547,182 @@
       <w:r>
         <w:rPr>
           <w:rFonts w:ascii="Arial" w:cs="Arial" w:eastAsia="Arial" w:hAnsi="Arial"/>
-          <w:color w:val="212121"/>
-          <w:sz w:val="22"/>
-          <w:szCs w:val="22"/>
-        </w:rPr>
-        <w:t xml:space="preserve">Paaiškinkite vertinimo formatą:</w:t>
-      </w:r>
-    </w:p>
-    <w:p>
-      <w:pPr>
+          <w:b/>
+          <w:bCs/>
+          <w:color w:val="424242"/>
+          <w:sz w:val="22"/>
+          <w:szCs w:val="22"/>
+        </w:rPr>
+        <w:t xml:space="preserve">Mokytojo veiksmai: </w:t>
+      </w:r>
+      <w:r>
+        <w:rPr>
+          <w:rFonts w:ascii="Arial" w:cs="Arial" w:eastAsia="Arial" w:hAnsi="Arial"/>
+          <w:i w:val="false"/>
+          <w:iCs w:val="false"/>
+          <w:color w:val="212121"/>
+          <w:sz w:val="22"/>
+          <w:szCs w:val="22"/>
+        </w:rPr>
+        <w:t xml:space="preserve">paaiškinkite vertinimo tvarką.</w:t>
+      </w:r>
+    </w:p>
+    <w:p>
+      <w:pPr>
+        <w:spacing w:after="60"/>
+        <w:ind w:left="360"/>
+      </w:pPr>
+      <w:r>
+        <w:rPr>
+          <w:rFonts w:ascii="Arial" w:cs="Arial" w:eastAsia="Arial" w:hAnsi="Arial"/>
+          <w:b/>
+          <w:bCs/>
+          <w:color w:val="1565C0"/>
+          <w:sz w:val="22"/>
+          <w:szCs w:val="22"/>
+        </w:rPr>
+        <w:t xml:space="preserve">1. </w:t>
+      </w:r>
+      <w:r>
+        <w:rPr>
+          <w:rFonts w:ascii="Arial" w:cs="Arial" w:eastAsia="Arial" w:hAnsi="Arial"/>
+          <w:color w:val="212121"/>
+          <w:sz w:val="22"/>
+          <w:szCs w:val="22"/>
+        </w:rPr>
+        <w:t xml:space="preserve">Praneškite, kad šiandien vyksta saugos modulio vertinimas Testmoz platformoje.</w:t>
+      </w:r>
+    </w:p>
+    <w:p>
+      <w:pPr>
+        <w:spacing w:after="60"/>
+        <w:ind w:left="360"/>
+      </w:pPr>
+      <w:r>
+        <w:rPr>
+          <w:rFonts w:ascii="Arial" w:cs="Arial" w:eastAsia="Arial" w:hAnsi="Arial"/>
+          <w:b/>
+          <w:bCs/>
+          <w:color w:val="1565C0"/>
+          <w:sz w:val="22"/>
+          <w:szCs w:val="22"/>
+        </w:rPr>
+        <w:t xml:space="preserve">2. </w:t>
+      </w:r>
+      <w:r>
+        <w:rPr>
+          <w:rFonts w:ascii="Arial" w:cs="Arial" w:eastAsia="Arial" w:hAnsi="Arial"/>
+          <w:color w:val="212121"/>
+          <w:sz w:val="22"/>
+          <w:szCs w:val="22"/>
+        </w:rPr>
+        <w:t xml:space="preserve">Nurodykite prisijungimo adresą (užrašykite ant lentos arba parodykite ekrane).</w:t>
+      </w:r>
+    </w:p>
+    <w:p>
+      <w:pPr>
+        <w:spacing w:after="60"/>
+        <w:ind w:left="360"/>
+      </w:pPr>
+      <w:r>
+        <w:rPr>
+          <w:rFonts w:ascii="Arial" w:cs="Arial" w:eastAsia="Arial" w:hAnsi="Arial"/>
+          <w:b/>
+          <w:bCs/>
+          <w:color w:val="1565C0"/>
+          <w:sz w:val="22"/>
+          <w:szCs w:val="22"/>
+        </w:rPr>
+        <w:t xml:space="preserve">3. </w:t>
+      </w:r>
+      <w:r>
+        <w:rPr>
+          <w:rFonts w:ascii="Arial" w:cs="Arial" w:eastAsia="Arial" w:hAnsi="Arial"/>
+          <w:color w:val="212121"/>
+          <w:sz w:val="22"/>
+          <w:szCs w:val="22"/>
+        </w:rPr>
+        <w:t xml:space="preserve">Pasakykite, kad testas apima keturias temas: ergonomiką, privatumo ir paskyrų saugą, internetines rizikas, skaitmeninių technologijų poveikį aplinkai.</w:t>
+      </w:r>
+    </w:p>
+    <w:p>
+      <w:pPr>
+        <w:spacing w:after="60"/>
+        <w:ind w:left="360"/>
+      </w:pPr>
+      <w:r>
+        <w:rPr>
+          <w:rFonts w:ascii="Arial" w:cs="Arial" w:eastAsia="Arial" w:hAnsi="Arial"/>
+          <w:b/>
+          <w:bCs/>
+          <w:color w:val="1565C0"/>
+          <w:sz w:val="22"/>
+          <w:szCs w:val="22"/>
+        </w:rPr>
+        <w:t xml:space="preserve">4. </w:t>
+      </w:r>
+      <w:r>
+        <w:rPr>
+          <w:rFonts w:ascii="Arial" w:cs="Arial" w:eastAsia="Arial" w:hAnsi="Arial"/>
+          <w:color w:val="212121"/>
+          <w:sz w:val="22"/>
+          <w:szCs w:val="22"/>
+        </w:rPr>
+        <w:t xml:space="preserve">Nurodykite laiko limitą: ~35 min. Baigus testą, rezultatą mokiniai mato iš karto.</w:t>
+      </w:r>
+    </w:p>
+    <w:p>
+      <w:pPr>
+        <w:spacing w:after="60"/>
+        <w:ind w:left="360"/>
+      </w:pPr>
+      <w:r>
+        <w:rPr>
+          <w:rFonts w:ascii="Arial" w:cs="Arial" w:eastAsia="Arial" w:hAnsi="Arial"/>
+          <w:b/>
+          <w:bCs/>
+          <w:color w:val="1565C0"/>
+          <w:sz w:val="22"/>
+          <w:szCs w:val="22"/>
+        </w:rPr>
+        <w:t xml:space="preserve">5. </w:t>
+      </w:r>
+      <w:r>
+        <w:rPr>
+          <w:rFonts w:ascii="Arial" w:cs="Arial" w:eastAsia="Arial" w:hAnsi="Arial"/>
+          <w:color w:val="212121"/>
+          <w:sz w:val="22"/>
+          <w:szCs w:val="22"/>
+        </w:rPr>
+        <w:t xml:space="preserve">Pabrėžkite: darbas individualus, be pagalbinių priemonių. Draudžiama naudotis internetu, užrašais ar klasės draugais.</w:t>
+      </w:r>
+    </w:p>
+    <w:p>
+      <w:pPr>
+        <w:keepNext w:val="false"/>
         <w:spacing w:after="80"/>
-        <w:ind w:left="360"/>
-      </w:pPr>
-      <w:r>
-        <w:rPr>
-          <w:rFonts w:ascii="Arial" w:cs="Arial" w:eastAsia="Arial" w:hAnsi="Arial"/>
-          <w:color w:val="212121"/>
-          <w:sz w:val="22"/>
-          <w:szCs w:val="22"/>
-        </w:rPr>
-        <w:t xml:space="preserve">  • Testas Testmoz platformoje</w:t>
-      </w:r>
-    </w:p>
-    <w:p>
-      <w:pPr>
-        <w:spacing w:after="80"/>
-        <w:ind w:left="360"/>
-      </w:pPr>
-      <w:r>
-        <w:rPr>
-          <w:rFonts w:ascii="Arial" w:cs="Arial" w:eastAsia="Arial" w:hAnsi="Arial"/>
-          <w:color w:val="212121"/>
-          <w:sz w:val="22"/>
-          <w:szCs w:val="22"/>
-        </w:rPr>
-        <w:t xml:space="preserve">  • Klausimų tipai: uždari (pasirinkimas), trumpi atviri, scenarijų analizė</w:t>
-      </w:r>
-    </w:p>
-    <w:p>
-      <w:pPr>
-        <w:spacing w:after="80"/>
-        <w:ind w:left="360"/>
-      </w:pPr>
-      <w:r>
-        <w:rPr>
-          <w:rFonts w:ascii="Arial" w:cs="Arial" w:eastAsia="Arial" w:hAnsi="Arial"/>
-          <w:color w:val="212121"/>
-          <w:sz w:val="22"/>
-          <w:szCs w:val="22"/>
-        </w:rPr>
-        <w:t xml:space="preserve">  • Visos 4 temos: ergonomika, privatumas, internetinės rizikos, aplinkos poveikis</w:t>
-      </w:r>
-    </w:p>
-    <w:p>
-      <w:pPr>
-        <w:spacing w:after="80"/>
-        <w:ind w:left="360"/>
-      </w:pPr>
-      <w:r>
-        <w:rPr>
-          <w:rFonts w:ascii="Arial" w:cs="Arial" w:eastAsia="Arial" w:hAnsi="Arial"/>
-          <w:color w:val="212121"/>
-          <w:sz w:val="22"/>
-          <w:szCs w:val="22"/>
-        </w:rPr>
-        <w:t xml:space="preserve">  • Laikas: ~35 min.</w:t>
-      </w:r>
-    </w:p>
-    <w:p>
-      <w:pPr>
-        <w:spacing w:after="80"/>
-        <w:ind w:left="360"/>
-      </w:pPr>
-      <w:r>
-        <w:rPr>
-          <w:rFonts w:ascii="Arial" w:cs="Arial" w:eastAsia="Arial" w:hAnsi="Arial"/>
-          <w:color w:val="212121"/>
-          <w:sz w:val="22"/>
-          <w:szCs w:val="22"/>
-        </w:rPr>
-        <w:t xml:space="preserve">  • Dirba individualiai, be pagalbinių priemonių</w:t>
-      </w:r>
-    </w:p>
-    <w:p>
-      <w:pPr>
-        <w:spacing w:after="80"/>
-      </w:pPr>
-      <w:r>
-        <w:rPr>
-          <w:rFonts w:ascii="Arial" w:cs="Arial" w:eastAsia="Arial" w:hAnsi="Arial"/>
-          <w:color w:val="212121"/>
-          <w:sz w:val="22"/>
-          <w:szCs w:val="22"/>
-        </w:rPr>
-        <w:t xml:space="preserve">Nurodykite Testmoz nuorodą skaidrėje arba Google Classroom.</w:t>
+      </w:pPr>
+      <w:r>
+        <w:rPr>
+          <w:rFonts w:ascii="Arial" w:cs="Arial" w:eastAsia="Arial" w:hAnsi="Arial"/>
+          <w:b/>
+          <w:bCs/>
+          <w:color w:val="424242"/>
+          <w:sz w:val="22"/>
+          <w:szCs w:val="22"/>
+        </w:rPr>
+        <w:t xml:space="preserve">Mokinių veiksmai: </w:t>
+      </w:r>
+      <w:r>
+        <w:rPr>
+          <w:rFonts w:ascii="Arial" w:cs="Arial" w:eastAsia="Arial" w:hAnsi="Arial"/>
+          <w:i w:val="false"/>
+          <w:iCs w:val="false"/>
+          <w:color w:val="212121"/>
+          <w:sz w:val="22"/>
+          <w:szCs w:val="22"/>
+        </w:rPr>
+        <w:t xml:space="preserve">klausosi instrukcijos, prisijungia prie Testmoz, įsitikina, kad mato testo pradžios ekraną. Laukia mokytojo komandos pradėti.</w:t>
       </w:r>
     </w:p>
     <w:p>
@@ -640,10 +734,10 @@
       <w:tblPr>
         <w:tblW w:type="auto" w:w="100"/>
         <w:tblBorders>
-          <w:top w:val="none" w:color="FFFFFF" w:sz="0"/>
-          <w:left w:val="none" w:color="FFFFFF" w:sz="0"/>
-          <w:bottom w:val="none" w:color="FFFFFF" w:sz="0"/>
-          <w:right w:val="none" w:color="FFFFFF" w:sz="0"/>
+          <w:top w:val="none" w:sz="0"/>
+          <w:left w:val="none" w:sz="0"/>
+          <w:bottom w:val="none" w:sz="0"/>
+          <w:right w:val="none" w:sz="0"/>
           <w:insideH w:val="single" w:color="auto" w:sz="4"/>
           <w:insideV w:val="single" w:color="auto" w:sz="4"/>
         </w:tblBorders>
@@ -660,6 +754,12 @@
         <w:tc>
           <w:tcPr>
             <w:tcW w:type="dxa" w:w="200"/>
+            <w:tcBorders>
+              <w:top w:val="none" w:sz="0"/>
+              <w:left w:val="none" w:sz="0"/>
+              <w:bottom w:val="none" w:sz="0"/>
+              <w:right w:val="none" w:sz="0"/>
+            </w:tcBorders>
             <w:shd w:fill="2E7D32" w:val="clear"/>
           </w:tcPr>
           <w:p/>
@@ -667,6 +767,12 @@
         <w:tc>
           <w:tcPr>
             <w:tcW w:type="dxa" w:w="9400"/>
+            <w:tcBorders>
+              <w:top w:val="none" w:sz="0"/>
+              <w:left w:val="none" w:sz="0"/>
+              <w:bottom w:val="none" w:sz="0"/>
+              <w:right w:val="none" w:sz="0"/>
+            </w:tcBorders>
             <w:shd w:fill="E8F5E9" w:val="clear"/>
           </w:tcPr>
           <w:p>
@@ -702,15 +808,107 @@
       <w:r>
         <w:rPr>
           <w:rFonts w:ascii="Arial" w:cs="Arial" w:eastAsia="Arial" w:hAnsi="Arial"/>
-          <w:color w:val="212121"/>
-          <w:sz w:val="22"/>
-          <w:szCs w:val="22"/>
-        </w:rPr>
-        <w:t xml:space="preserve">Mokiniai dirba individualiai prie kompiuterio. Testmoz testas.</w:t>
-      </w:r>
-    </w:p>
-    <w:p>
-      <w:pPr>
+          <w:b/>
+          <w:bCs/>
+          <w:color w:val="424242"/>
+          <w:sz w:val="22"/>
+          <w:szCs w:val="22"/>
+        </w:rPr>
+        <w:t xml:space="preserve">Mokytojo veiksmai: </w:t>
+      </w:r>
+      <w:r>
+        <w:rPr>
+          <w:rFonts w:ascii="Arial" w:cs="Arial" w:eastAsia="Arial" w:hAnsi="Arial"/>
+          <w:i w:val="false"/>
+          <w:iCs w:val="false"/>
+          <w:color w:val="212121"/>
+          <w:sz w:val="22"/>
+          <w:szCs w:val="22"/>
+        </w:rPr>
+        <w:t xml:space="preserve">duokite komandą pradėti testą. Stebėkite klasę.</w:t>
+      </w:r>
+    </w:p>
+    <w:p>
+      <w:pPr>
+        <w:spacing w:after="60"/>
+        <w:ind w:left="360"/>
+      </w:pPr>
+      <w:r>
+        <w:rPr>
+          <w:rFonts w:ascii="Arial" w:cs="Arial" w:eastAsia="Arial" w:hAnsi="Arial"/>
+          <w:b/>
+          <w:bCs/>
+          <w:color w:val="2E7D32"/>
+          <w:sz w:val="22"/>
+          <w:szCs w:val="22"/>
+        </w:rPr>
+        <w:t xml:space="preserve">1. </w:t>
+      </w:r>
+      <w:r>
+        <w:rPr>
+          <w:rFonts w:ascii="Arial" w:cs="Arial" w:eastAsia="Arial" w:hAnsi="Arial"/>
+          <w:color w:val="212121"/>
+          <w:sz w:val="22"/>
+          <w:szCs w:val="22"/>
+        </w:rPr>
+        <w:t xml:space="preserve">Stebėkite, kad mokiniai dirbtų individualiai ir neatsidarytų kitų naršyklės skirtukų.</w:t>
+      </w:r>
+    </w:p>
+    <w:p>
+      <w:pPr>
+        <w:spacing w:after="60"/>
+        <w:ind w:left="360"/>
+      </w:pPr>
+      <w:r>
+        <w:rPr>
+          <w:rFonts w:ascii="Arial" w:cs="Arial" w:eastAsia="Arial" w:hAnsi="Arial"/>
+          <w:b/>
+          <w:bCs/>
+          <w:color w:val="2E7D32"/>
+          <w:sz w:val="22"/>
+          <w:szCs w:val="22"/>
+        </w:rPr>
+        <w:t xml:space="preserve">2. </w:t>
+      </w:r>
+      <w:r>
+        <w:rPr>
+          <w:rFonts w:ascii="Arial" w:cs="Arial" w:eastAsia="Arial" w:hAnsi="Arial"/>
+          <w:color w:val="212121"/>
+          <w:sz w:val="22"/>
+          <w:szCs w:val="22"/>
+        </w:rPr>
+        <w:t xml:space="preserve">Padėkite tik su techniniu prisijungimu ar platformos klausimais. Į turinio klausimus neatsakinėkite.</w:t>
+      </w:r>
+    </w:p>
+    <w:p>
+      <w:pPr>
+        <w:spacing w:after="60"/>
+        <w:ind w:left="360"/>
+      </w:pPr>
+      <w:r>
+        <w:rPr>
+          <w:rFonts w:ascii="Arial" w:cs="Arial" w:eastAsia="Arial" w:hAnsi="Arial"/>
+          <w:b/>
+          <w:bCs/>
+          <w:color w:val="2E7D32"/>
+          <w:sz w:val="22"/>
+          <w:szCs w:val="22"/>
+        </w:rPr>
+        <w:t xml:space="preserve">3. </w:t>
+      </w:r>
+      <w:r>
+        <w:rPr>
+          <w:rFonts w:ascii="Arial" w:cs="Arial" w:eastAsia="Arial" w:hAnsi="Arial"/>
+          <w:color w:val="212121"/>
+          <w:sz w:val="22"/>
+          <w:szCs w:val="22"/>
+        </w:rPr>
+        <w:t xml:space="preserve">Jei mokinys baigia anksčiau, nurodykite sėdėti tyliai iki pamokos pabaigos. Neleiskite naršyti interneto.</w:t>
+      </w:r>
+    </w:p>
+    <w:p>
+      <w:pPr>
+        <w:keepNext w:val="false"/>
         <w:spacing w:after="80"/>
       </w:pPr>
       <w:r>
@@ -718,90 +916,221 @@
           <w:rFonts w:ascii="Arial" w:cs="Arial" w:eastAsia="Arial" w:hAnsi="Arial"/>
           <w:b/>
           <w:bCs/>
-          <w:color w:val="2E7D32"/>
-          <w:sz w:val="22"/>
-          <w:szCs w:val="22"/>
-        </w:rPr>
-        <w:t xml:space="preserve">Klausimų struktūra (orientacinė):</w:t>
-      </w:r>
-    </w:p>
-    <w:p>
-      <w:pPr>
+          <w:color w:val="424242"/>
+          <w:sz w:val="22"/>
+          <w:szCs w:val="22"/>
+        </w:rPr>
+        <w:t xml:space="preserve">Mokinių veiksmai: </w:t>
+      </w:r>
+      <w:r>
+        <w:rPr>
+          <w:rFonts w:ascii="Arial" w:cs="Arial" w:eastAsia="Arial" w:hAnsi="Arial"/>
+          <w:i w:val="false"/>
+          <w:iCs w:val="false"/>
+          <w:color w:val="212121"/>
+          <w:sz w:val="22"/>
+          <w:szCs w:val="22"/>
+        </w:rPr>
+        <w:t xml:space="preserve">individualiai atlieka testą Testmoz platformoje. Atsako į uždarus klausimus, trumpai paaiškina sąvokas, analizuoja scenarijus. Baigę mato savo rezultatą.</w:t>
+      </w:r>
+    </w:p>
+    <w:p>
+      <w:pPr>
+        <w:spacing w:after="40"/>
+      </w:pPr>
+    </w:p>
+    <w:p>
+      <w:pPr>
+        <w:keepNext w:val="false"/>
+        <w:keepLines w:val="false"/>
         <w:spacing w:after="80"/>
+      </w:pPr>
+      <w:r>
+        <w:rPr>
+          <w:rFonts w:ascii="Arial" w:cs="Arial" w:eastAsia="Arial" w:hAnsi="Arial"/>
+          <w:b/>
+          <w:bCs/>
+          <w:i w:val="false"/>
+          <w:iCs w:val="false"/>
+          <w:color w:val="212121"/>
+          <w:sz w:val="22"/>
+          <w:szCs w:val="22"/>
+        </w:rPr>
+        <w:t xml:space="preserve">Vertinimo sąlygos:</w:t>
+      </w:r>
+    </w:p>
+    <w:p>
+      <w:pPr>
+        <w:keepNext w:val="false"/>
+        <w:spacing w:after="40"/>
         <w:ind w:left="360"/>
       </w:pPr>
       <w:r>
         <w:rPr>
           <w:rFonts w:ascii="Arial" w:cs="Arial" w:eastAsia="Arial" w:hAnsi="Arial"/>
-          <w:color w:val="212121"/>
-          <w:sz w:val="22"/>
-          <w:szCs w:val="22"/>
-        </w:rPr>
-        <w:t xml:space="preserve">  • 2–3 uždari klausimai (pasirinkimas) iš kiekvienos temos</w:t>
-      </w:r>
-    </w:p>
-    <w:p>
-      <w:pPr>
-        <w:spacing w:after="80"/>
+          <w:b/>
+          <w:bCs/>
+          <w:color w:val="424242"/>
+          <w:sz w:val="22"/>
+          <w:szCs w:val="22"/>
+        </w:rPr>
+        <w:t xml:space="preserve">Platforma: </w:t>
+      </w:r>
+      <w:r>
+        <w:rPr>
+          <w:rFonts w:ascii="Arial" w:cs="Arial" w:eastAsia="Arial" w:hAnsi="Arial"/>
+          <w:i w:val="false"/>
+          <w:iCs w:val="false"/>
+          <w:color w:val="212121"/>
+          <w:sz w:val="22"/>
+          <w:szCs w:val="22"/>
+        </w:rPr>
+        <w:t xml:space="preserve">Testmoz</w:t>
+      </w:r>
+    </w:p>
+    <w:p>
+      <w:pPr>
+        <w:keepNext w:val="false"/>
+        <w:spacing w:after="40"/>
         <w:ind w:left="360"/>
       </w:pPr>
       <w:r>
         <w:rPr>
           <w:rFonts w:ascii="Arial" w:cs="Arial" w:eastAsia="Arial" w:hAnsi="Arial"/>
-          <w:color w:val="212121"/>
-          <w:sz w:val="22"/>
-          <w:szCs w:val="22"/>
-        </w:rPr>
-        <w:t xml:space="preserve">  • 2–3 trumpi atviri klausimai (apibrėžimas, paaiškinimas)</w:t>
-      </w:r>
-    </w:p>
-    <w:p>
-      <w:pPr>
-        <w:spacing w:after="80"/>
+          <w:b/>
+          <w:bCs/>
+          <w:color w:val="424242"/>
+          <w:sz w:val="22"/>
+          <w:szCs w:val="22"/>
+        </w:rPr>
+        <w:t xml:space="preserve">Trukmė: </w:t>
+      </w:r>
+      <w:r>
+        <w:rPr>
+          <w:rFonts w:ascii="Arial" w:cs="Arial" w:eastAsia="Arial" w:hAnsi="Arial"/>
+          <w:i w:val="false"/>
+          <w:iCs w:val="false"/>
+          <w:color w:val="212121"/>
+          <w:sz w:val="22"/>
+          <w:szCs w:val="22"/>
+        </w:rPr>
+        <w:t xml:space="preserve">~35 min.</w:t>
+      </w:r>
+    </w:p>
+    <w:p>
+      <w:pPr>
+        <w:keepNext w:val="false"/>
+        <w:spacing w:after="40"/>
         <w:ind w:left="360"/>
       </w:pPr>
       <w:r>
         <w:rPr>
           <w:rFonts w:ascii="Arial" w:cs="Arial" w:eastAsia="Arial" w:hAnsi="Arial"/>
-          <w:color w:val="212121"/>
-          <w:sz w:val="22"/>
-          <w:szCs w:val="22"/>
-        </w:rPr>
-        <w:t xml:space="preserve">  • 1–2 scenarijų analizės klausimai (situacija → identifikuoti problemą → pasiūlyti sprendimą)</w:t>
-      </w:r>
-    </w:p>
-    <w:p>
-      <w:pPr>
-        <w:spacing w:after="80"/>
-      </w:pPr>
-      <w:r>
-        <w:rPr>
-          <w:rFonts w:ascii="Arial" w:cs="Arial" w:eastAsia="Arial" w:hAnsi="Arial"/>
-          <w:color w:val="212121"/>
-          <w:sz w:val="22"/>
-          <w:szCs w:val="22"/>
-        </w:rPr>
-        <w:t xml:space="preserve">Vaikščiokite po klasę — stebėkite, ar mokiniai dirba savarankiškai.</w:t>
-      </w:r>
-    </w:p>
-    <w:p>
-      <w:pPr>
-        <w:spacing w:after="80"/>
-      </w:pPr>
-      <w:r>
-        <w:rPr>
-          <w:rFonts w:ascii="Arial" w:cs="Arial" w:eastAsia="Arial" w:hAnsi="Arial"/>
-          <w:color w:val="212121"/>
-          <w:sz w:val="22"/>
-          <w:szCs w:val="22"/>
-        </w:rPr>
-        <w:t xml:space="preserve">Baigusiems anksčiau — leisti peržiūrėti atsakymus, bet ne keisti jau pateiktų.</w:t>
-      </w:r>
-    </w:p>
-    <w:p>
-      <w:pPr>
-        <w:spacing w:before="200"/>
-      </w:pPr>
+          <w:b/>
+          <w:bCs/>
+          <w:color w:val="424242"/>
+          <w:sz w:val="22"/>
+          <w:szCs w:val="22"/>
+        </w:rPr>
+        <w:t xml:space="preserve">Sąlygos: </w:t>
+      </w:r>
+      <w:r>
+        <w:rPr>
+          <w:rFonts w:ascii="Arial" w:cs="Arial" w:eastAsia="Arial" w:hAnsi="Arial"/>
+          <w:i w:val="false"/>
+          <w:iCs w:val="false"/>
+          <w:color w:val="212121"/>
+          <w:sz w:val="22"/>
+          <w:szCs w:val="22"/>
+        </w:rPr>
+        <w:t xml:space="preserve">individualiai, be pagalbinių priemonių</w:t>
+      </w:r>
+    </w:p>
+    <w:p>
+      <w:pPr>
+        <w:keepNext w:val="false"/>
+        <w:spacing w:after="40"/>
+        <w:ind w:left="360"/>
+      </w:pPr>
+      <w:r>
+        <w:rPr>
+          <w:rFonts w:ascii="Arial" w:cs="Arial" w:eastAsia="Arial" w:hAnsi="Arial"/>
+          <w:b/>
+          <w:bCs/>
+          <w:color w:val="424242"/>
+          <w:sz w:val="22"/>
+          <w:szCs w:val="22"/>
+        </w:rPr>
+        <w:t xml:space="preserve">Vertinimo skalė: </w:t>
+      </w:r>
+      <w:r>
+        <w:rPr>
+          <w:rFonts w:ascii="Arial" w:cs="Arial" w:eastAsia="Arial" w:hAnsi="Arial"/>
+          <w:i w:val="false"/>
+          <w:iCs w:val="false"/>
+          <w:color w:val="212121"/>
+          <w:sz w:val="22"/>
+          <w:szCs w:val="22"/>
+        </w:rPr>
+        <w:t xml:space="preserve">1–10</w:t>
+      </w:r>
+    </w:p>
+    <w:p>
+      <w:pPr>
+        <w:keepNext w:val="false"/>
+        <w:spacing w:after="40"/>
+        <w:ind w:left="360"/>
+      </w:pPr>
+      <w:r>
+        <w:rPr>
+          <w:rFonts w:ascii="Arial" w:cs="Arial" w:eastAsia="Arial" w:hAnsi="Arial"/>
+          <w:b/>
+          <w:bCs/>
+          <w:color w:val="424242"/>
+          <w:sz w:val="22"/>
+          <w:szCs w:val="22"/>
+        </w:rPr>
+        <w:t xml:space="preserve">Klausimų tipai: </w:t>
+      </w:r>
+      <w:r>
+        <w:rPr>
+          <w:rFonts w:ascii="Arial" w:cs="Arial" w:eastAsia="Arial" w:hAnsi="Arial"/>
+          <w:i w:val="false"/>
+          <w:iCs w:val="false"/>
+          <w:color w:val="212121"/>
+          <w:sz w:val="22"/>
+          <w:szCs w:val="22"/>
+        </w:rPr>
+        <w:t xml:space="preserve">uždari (pasirinkimo), trumpi atviri, scenarijų analizė</w:t>
+      </w:r>
+    </w:p>
+    <w:p>
+      <w:pPr>
+        <w:keepNext w:val="false"/>
+        <w:spacing w:after="120"/>
+      </w:pPr>
+      <w:r>
+        <w:rPr>
+          <w:rFonts w:ascii="Arial" w:cs="Arial" w:eastAsia="Arial" w:hAnsi="Arial"/>
+          <w:b/>
+          <w:bCs/>
+          <w:color w:val="424242"/>
+          <w:sz w:val="22"/>
+          <w:szCs w:val="22"/>
+        </w:rPr>
+        <w:t xml:space="preserve">ℹ Pastaba: </w:t>
+      </w:r>
+      <w:r>
+        <w:rPr>
+          <w:rFonts w:ascii="Arial" w:cs="Arial" w:eastAsia="Arial" w:hAnsi="Arial"/>
+          <w:i w:val="false"/>
+          <w:iCs w:val="false"/>
+          <w:color w:val="212121"/>
+          <w:sz w:val="22"/>
+          <w:szCs w:val="22"/>
+        </w:rPr>
+        <w:t xml:space="preserve">jei mokinys turi specialiųjų ugdymosi poreikių, suteikite papildomo laiko pagal mokyklos nustatytas taisykles.</w:t>
+      </w:r>
     </w:p>
     <w:p>
       <w:pPr>
@@ -809,7 +1138,7 @@
         <w:pBdr>
           <w:bottom w:val="single" w:color="757575" w:sz="8"/>
         </w:pBdr>
-        <w:spacing w:after="100"/>
+        <w:spacing w:after="120" w:before="200"/>
       </w:pPr>
     </w:p>
     <w:p>
@@ -841,7 +1170,7 @@
           <w:sz w:val="21"/>
           <w:szCs w:val="21"/>
         </w:rPr>
-        <w:t xml:space="preserve">Pamokoje mokiniai atliko struktūrinį saugos modulio vertinimą Testmoz platformoje. Testas apima visas keturias modulio temas: ergonomiką, privatumo ir paskyrų saugą, internetines rizikas ir skaitmeninių technologijų poveikį aplinkai. Klausimai apima tiek žinias, tiek jų pritaikymą analizuojant scenarijus.</w:t>
+        <w:t xml:space="preserve">Saugos modulio struktūrinis vertinimas. Mokiniai individualiai atliko testą Testmoz platformoje. Testas apimė keturias saugos temas: ergonomiką, privatumo ir paskyrų saugą, internetines rizikas, skaitmeninių technologijų poveikį aplinkai. Klausimų tipai: uždari, trumpi atviri ir scenarijų analizė. Rezultatas fiksuojamas kaip pažymys (1–10 skalė).</w:t>
       </w:r>
     </w:p>
     <w:sectPr>

--- a/Grade_9/Semester_1/01_Safety/007_A - Safety structured assessment/Teacher_Plan.docx
+++ b/Grade_9/Semester_1/01_Safety/007_A - Safety structured assessment/Teacher_Plan.docx
@@ -100,7 +100,7 @@
                 <w:sz w:val="22"/>
                 <w:szCs w:val="22"/>
               </w:rPr>
-              <w:t xml:space="preserve">A — Vertinimo pamoka (7 iš 7 saugos modulyje)</w:t>
+              <w:t xml:space="preserve">A : Vertinimo pamoka (7 iš 7 saugos modulyje)</w:t>
             </w:r>
           </w:p>
         </w:tc>
@@ -533,7 +533,7 @@
                 <w:sz w:val="20"/>
                 <w:szCs w:val="20"/>
               </w:rPr>
-              <w:t xml:space="preserve"> — ~2 min.</w:t>
+              <w:t xml:space="preserve"> : ~2 min.</w:t>
             </w:r>
           </w:p>
         </w:tc>
@@ -794,7 +794,7 @@
                 <w:sz w:val="20"/>
                 <w:szCs w:val="20"/>
               </w:rPr>
-              <w:t xml:space="preserve"> — ~35 min.</w:t>
+              <w:t xml:space="preserve"> : ~35 min.</w:t>
             </w:r>
           </w:p>
         </w:tc>
